--- a/docs/manual_usuario_oraculo_mistico_v1_0.docx
+++ b/docs/manual_usuario_oraculo_mistico_v1_0.docx
@@ -39,7 +39,7 @@
         <w:pStyle w:val="PortadaPie"/>
       </w:pPr>
       <w:r>
-        <w:t xml:space="preserve">Versión 1.0 · compilación fraunces-95</w:t>
+        <w:t xml:space="preserve">Versión 1.0 · compilación mega-224</w:t>
       </w:r>
       <w:r>
         <w:br/>
@@ -146,7 +146,7 @@
         <w:pStyle w:val="Indice"/>
       </w:pPr>
       <w:r>
-        <w:t xml:space="preserve">11   Grabovoi</w:t>
+        <w:t xml:space="preserve">11   Mega tirada</w:t>
       </w:r>
     </w:p>
     <w:p>
@@ -154,7 +154,7 @@
         <w:pStyle w:val="Indice"/>
       </w:pPr>
       <w:r>
-        <w:t xml:space="preserve">12   Mensaje del día</w:t>
+        <w:t xml:space="preserve">12   Grabovoi</w:t>
       </w:r>
     </w:p>
     <w:p>
@@ -162,7 +162,7 @@
         <w:pStyle w:val="Indice"/>
       </w:pPr>
       <w:r>
-        <w:t xml:space="preserve">13   Chat ritual</w:t>
+        <w:t xml:space="preserve">13   Mensaje del día</w:t>
       </w:r>
     </w:p>
     <w:p>
@@ -170,7 +170,7 @@
         <w:pStyle w:val="Indice"/>
       </w:pPr>
       <w:r>
-        <w:t xml:space="preserve">14   Biblioteca Arcana y Mi Grimorio</w:t>
+        <w:t xml:space="preserve">14   Chat ritual</w:t>
       </w:r>
     </w:p>
     <w:p>
@@ -178,7 +178,7 @@
         <w:pStyle w:val="Indice"/>
       </w:pPr>
       <w:r>
-        <w:t xml:space="preserve">15   Voz, avatar y lectura hablada</w:t>
+        <w:t xml:space="preserve">15   Biblioteca Arcana y Mi Grimorio</w:t>
       </w:r>
     </w:p>
     <w:p>
@@ -186,7 +186,7 @@
         <w:pStyle w:val="Indice"/>
       </w:pPr>
       <w:r>
-        <w:t xml:space="preserve">16   Apariencia y rendimiento</w:t>
+        <w:t xml:space="preserve">16   Voz, avatar y lectura hablada</w:t>
       </w:r>
     </w:p>
     <w:p>
@@ -194,7 +194,7 @@
         <w:pStyle w:val="Indice"/>
       </w:pPr>
       <w:r>
-        <w:t xml:space="preserve">17   Accesibilidad</w:t>
+        <w:t xml:space="preserve">17   Apariencia y rendimiento</w:t>
       </w:r>
     </w:p>
     <w:p>
@@ -202,7 +202,7 @@
         <w:pStyle w:val="Indice"/>
       </w:pPr>
       <w:r>
-        <w:t xml:space="preserve">18   Exportar y copias de seguridad</w:t>
+        <w:t xml:space="preserve">18   Accesibilidad</w:t>
       </w:r>
     </w:p>
     <w:p>
@@ -210,7 +210,7 @@
         <w:pStyle w:val="Indice"/>
       </w:pPr>
       <w:r>
-        <w:t xml:space="preserve">19   La IA es opcional</w:t>
+        <w:t xml:space="preserve">19   Exportar y copias de seguridad</w:t>
       </w:r>
     </w:p>
     <w:p>
@@ -218,7 +218,7 @@
         <w:pStyle w:val="Indice"/>
       </w:pPr>
       <w:r>
-        <w:t xml:space="preserve">20   Privacidad y datos</w:t>
+        <w:t xml:space="preserve">20   La IA es opcional</w:t>
       </w:r>
     </w:p>
     <w:p>
@@ -226,7 +226,7 @@
         <w:pStyle w:val="Indice"/>
       </w:pPr>
       <w:r>
-        <w:t xml:space="preserve">21   Instalar la app y uso sin conexión</w:t>
+        <w:t xml:space="preserve">21   Privacidad y datos</w:t>
       </w:r>
     </w:p>
     <w:p>
@@ -234,7 +234,7 @@
         <w:pStyle w:val="Indice"/>
       </w:pPr>
       <w:r>
-        <w:t xml:space="preserve">22   Si algo no funciona</w:t>
+        <w:t xml:space="preserve">22   Instalar la app y uso sin conexión</w:t>
       </w:r>
     </w:p>
     <w:p>
@@ -242,7 +242,15 @@
         <w:pStyle w:val="Indice"/>
       </w:pPr>
       <w:r>
-        <w:t xml:space="preserve">23   Uso responsable</w:t>
+        <w:t xml:space="preserve">23   Si algo no funciona</w:t>
+      </w:r>
+    </w:p>
+    <w:p>
+      <w:pPr>
+        <w:pStyle w:val="Indice"/>
+      </w:pPr>
+      <w:r>
+        <w:t xml:space="preserve">24   Uso responsable</w:t>
       </w:r>
     </w:p>
     <w:p>
@@ -524,7 +532,40 @@
         <w:pStyle w:val="Titulo2"/>
       </w:pPr>
       <w:r>
-        <w:t xml:space="preserve">Zonas del Santuario</w:t>
+        <w:t xml:space="preserve">Los diez altares</w:t>
+      </w:r>
+    </w:p>
+    <w:p>
+      <w:pPr>
+        <w:pStyle w:val="Cuerpo"/>
+      </w:pPr>
+      <w:r>
+        <w:t xml:space="preserve">El Santuario reúne diez caminos y todos llevan al mismo sitio: Tarot, </w:t>
+      </w:r>
+      <w:r>
+        <w:rPr>
+          <w:b/>
+        </w:rPr>
+        <w:t xml:space="preserve">Mega tirada</w:t>
+      </w:r>
+      <w:r>
+        <w:t xml:space="preserve">, Runas, Luna, Astros, Sueños, Numerología, Grabovoi, Consultar al Oráculo y Mi Grimorio. Cada uno se abre en su propia ventana y se cierra devolviéndote al Santuario.</w:t>
+      </w:r>
+    </w:p>
+    <w:p>
+      <w:pPr>
+        <w:pStyle w:val="Titulo2"/>
+      </w:pPr>
+      <w:r>
+        <w:t xml:space="preserve">La barra de abajo</w:t>
+      </w:r>
+    </w:p>
+    <w:p>
+      <w:pPr>
+        <w:pStyle w:val="Cuerpo"/>
+      </w:pPr>
+      <w:r>
+        <w:t xml:space="preserve">Siempre visible, con los cinco sitios a los que se vuelve una y otra vez.</w:t>
       </w:r>
     </w:p>
     <w:tbl>
@@ -542,7 +583,7 @@
               <w:pStyle w:val="TablaCabecera"/>
             </w:pPr>
             <w:r>
-              <w:t xml:space="preserve">Zona</w:t>
+              <w:t xml:space="preserve">Dónde</w:t>
             </w:r>
           </w:p>
         </w:tc>
@@ -555,63 +596,91 @@
               <w:pStyle w:val="TablaCabecera"/>
             </w:pPr>
             <w:r>
-              <w:t xml:space="preserve">Para qué sirve</w:t>
-            </w:r>
-          </w:p>
-        </w:tc>
-      </w:tr>
-      <w:tr>
-        <w:tc>
-          <w:tcPr>
-            <w:tcW w:w="0" w:type="auto"/>
-          </w:tcPr>
-          <w:p>
-            <w:pPr>
-              <w:pStyle w:val="Tabla"/>
-            </w:pPr>
-            <w:r>
-              <w:t xml:space="preserve">Los Arcanos</w:t>
-            </w:r>
-          </w:p>
-        </w:tc>
-        <w:tc>
-          <w:tcPr>
-            <w:tcW w:w="0" w:type="auto"/>
-          </w:tcPr>
-          <w:p>
-            <w:pPr>
-              <w:pStyle w:val="Tabla"/>
-            </w:pPr>
-            <w:r>
-              <w:t xml:space="preserve">Accesos directos a las lecturas más frecuentes y a la carta del día.</w:t>
-            </w:r>
-          </w:p>
-        </w:tc>
-      </w:tr>
-      <w:tr>
-        <w:tc>
-          <w:tcPr>
-            <w:tcW w:w="0" w:type="auto"/>
-          </w:tcPr>
-          <w:p>
-            <w:pPr>
-              <w:pStyle w:val="Tabla"/>
-            </w:pPr>
-            <w:r>
-              <w:t xml:space="preserve">Mesa de Lectura</w:t>
-            </w:r>
-          </w:p>
-        </w:tc>
-        <w:tc>
-          <w:tcPr>
-            <w:tcW w:w="0" w:type="auto"/>
-          </w:tcPr>
-          <w:p>
-            <w:pPr>
-              <w:pStyle w:val="Tabla"/>
-            </w:pPr>
-            <w:r>
-              <w:t xml:space="preserve">El espacio de tarot: elegir tirada, revelar cartas y leer el resultado.</w:t>
+              <w:t xml:space="preserve">Qué encuentras</w:t>
+            </w:r>
+          </w:p>
+        </w:tc>
+      </w:tr>
+      <w:tr>
+        <w:tc>
+          <w:tcPr>
+            <w:tcW w:w="0" w:type="auto"/>
+          </w:tcPr>
+          <w:p>
+            <w:pPr>
+              <w:pStyle w:val="Tabla"/>
+            </w:pPr>
+            <w:r>
+              <w:t xml:space="preserve">Inicio</w:t>
+            </w:r>
+          </w:p>
+        </w:tc>
+        <w:tc>
+          <w:tcPr>
+            <w:tcW w:w="0" w:type="auto"/>
+          </w:tcPr>
+          <w:p>
+            <w:pPr>
+              <w:pStyle w:val="Tabla"/>
+            </w:pPr>
+            <w:r>
+              <w:t xml:space="preserve">La portada, con el Orbe, el mensaje del día y tu intención activa.</w:t>
+            </w:r>
+          </w:p>
+        </w:tc>
+      </w:tr>
+      <w:tr>
+        <w:tc>
+          <w:tcPr>
+            <w:tcW w:w="0" w:type="auto"/>
+          </w:tcPr>
+          <w:p>
+            <w:pPr>
+              <w:pStyle w:val="Tabla"/>
+            </w:pPr>
+            <w:r>
+              <w:t xml:space="preserve">El Santuario</w:t>
+            </w:r>
+          </w:p>
+        </w:tc>
+        <w:tc>
+          <w:tcPr>
+            <w:tcW w:w="0" w:type="auto"/>
+          </w:tcPr>
+          <w:p>
+            <w:pPr>
+              <w:pStyle w:val="Tabla"/>
+            </w:pPr>
+            <w:r>
+              <w:t xml:space="preserve">Los diez altares.</w:t>
+            </w:r>
+          </w:p>
+        </w:tc>
+      </w:tr>
+      <w:tr>
+        <w:tc>
+          <w:tcPr>
+            <w:tcW w:w="0" w:type="auto"/>
+          </w:tcPr>
+          <w:p>
+            <w:pPr>
+              <w:pStyle w:val="Tabla"/>
+            </w:pPr>
+            <w:r>
+              <w:t xml:space="preserve">Mi Grimorio</w:t>
+            </w:r>
+          </w:p>
+        </w:tc>
+        <w:tc>
+          <w:tcPr>
+            <w:tcW w:w="0" w:type="auto"/>
+          </w:tcPr>
+          <w:p>
+            <w:pPr>
+              <w:pStyle w:val="Tabla"/>
+            </w:pPr>
+            <w:r>
+              <w:t xml:space="preserve">Tus lecturas guardadas, el diario y los favoritos.</w:t>
             </w:r>
           </w:p>
         </w:tc>
@@ -639,91 +708,35 @@
               <w:pStyle w:val="Tabla"/>
             </w:pPr>
             <w:r>
-              <w:t xml:space="preserve">Recorrer las 78 cartas con buscador y filtros por palo.</w:t>
-            </w:r>
-          </w:p>
-        </w:tc>
-      </w:tr>
-      <w:tr>
-        <w:tc>
-          <w:tcPr>
-            <w:tcW w:w="0" w:type="auto"/>
-          </w:tcPr>
-          <w:p>
-            <w:pPr>
-              <w:pStyle w:val="Tabla"/>
-            </w:pPr>
-            <w:r>
-              <w:t xml:space="preserve">Mi Grimorio</w:t>
-            </w:r>
-          </w:p>
-        </w:tc>
-        <w:tc>
-          <w:tcPr>
-            <w:tcW w:w="0" w:type="auto"/>
-          </w:tcPr>
-          <w:p>
-            <w:pPr>
-              <w:pStyle w:val="Tabla"/>
-            </w:pPr>
-            <w:r>
-              <w:t xml:space="preserve">Tus lecturas guardadas, notas y favoritos.</w:t>
-            </w:r>
-          </w:p>
-        </w:tc>
-      </w:tr>
-      <w:tr>
-        <w:tc>
-          <w:tcPr>
-            <w:tcW w:w="0" w:type="auto"/>
-          </w:tcPr>
-          <w:p>
-            <w:pPr>
-              <w:pStyle w:val="Tabla"/>
-            </w:pPr>
-            <w:r>
-              <w:t xml:space="preserve">Guardián del Santuario</w:t>
-            </w:r>
-          </w:p>
-        </w:tc>
-        <w:tc>
-          <w:tcPr>
-            <w:tcW w:w="0" w:type="auto"/>
-          </w:tcPr>
-          <w:p>
-            <w:pPr>
-              <w:pStyle w:val="Tabla"/>
-            </w:pPr>
-            <w:r>
-              <w:t xml:space="preserve">Tema visual, nota rápida y actividad reciente.</w:t>
-            </w:r>
-          </w:p>
-        </w:tc>
-      </w:tr>
-      <w:tr>
-        <w:tc>
-          <w:tcPr>
-            <w:tcW w:w="0" w:type="auto"/>
-          </w:tcPr>
-          <w:p>
-            <w:pPr>
-              <w:pStyle w:val="Tabla"/>
-            </w:pPr>
-            <w:r>
-              <w:t xml:space="preserve">Tu espacio</w:t>
-            </w:r>
-          </w:p>
-        </w:tc>
-        <w:tc>
-          <w:tcPr>
-            <w:tcW w:w="0" w:type="auto"/>
-          </w:tcPr>
-          <w:p>
-            <w:pPr>
-              <w:pStyle w:val="Tabla"/>
-            </w:pPr>
-            <w:r>
-              <w:t xml:space="preserve">Perfil, búsqueda avanzada y accesos rápidos.</w:t>
+              <w:t xml:space="preserve">Las 78 cartas, las runas, las lunas, los sueños y los códigos, con buscador.</w:t>
+            </w:r>
+          </w:p>
+        </w:tc>
+      </w:tr>
+      <w:tr>
+        <w:tc>
+          <w:tcPr>
+            <w:tcW w:w="0" w:type="auto"/>
+          </w:tcPr>
+          <w:p>
+            <w:pPr>
+              <w:pStyle w:val="Tabla"/>
+            </w:pPr>
+            <w:r>
+              <w:t xml:space="preserve">Perfil</w:t>
+            </w:r>
+          </w:p>
+        </w:tc>
+        <w:tc>
+          <w:tcPr>
+            <w:tcW w:w="0" w:type="auto"/>
+          </w:tcPr>
+          <w:p>
+            <w:pPr>
+              <w:pStyle w:val="Tabla"/>
+            </w:pPr>
+            <w:r>
+              <w:t xml:space="preserve">Voz, idioma, apariencia, copias de seguridad, nota rápida y todos los ajustes.</w:t>
             </w:r>
           </w:p>
         </w:tc>
@@ -2158,6 +2171,71 @@
         <w:pStyle w:val="Titulo1"/>
       </w:pPr>
       <w:r>
+        <w:t xml:space="preserve">Mega tirada</w:t>
+      </w:r>
+    </w:p>
+    <w:p>
+      <w:pPr>
+        <w:pStyle w:val="Entradilla"/>
+      </w:pPr>
+      <w:r>
+        <w:t xml:space="preserve">Un informe que junta cinco oráculos en una sola lectura, en vez de consultarlos por separado y tener que atar los cabos tú.</w:t>
+      </w:r>
+    </w:p>
+    <w:p>
+      <w:pPr>
+        <w:pStyle w:val="Cuerpo"/>
+      </w:pPr>
+      <w:r>
+        <w:t xml:space="preserve">Reúne las cartas, una runa guía, la fase lunar, una base astral y la numerología personal, y los lee como un conjunto. Eliges el periodo —día, semana o año— y con qué datos se calcula la parte astral y numérica: nombre, fecha, hora y lugar de nacimiento.</w:t>
+      </w:r>
+    </w:p>
+    <w:p>
+      <w:pPr>
+        <w:pStyle w:val="Cuerpo"/>
+      </w:pPr>
+      <w:r>
+        <w:t xml:space="preserve">Sale un informe con la síntesis y cada oráculo por separado, con las mismas acciones que cualquier otra lectura: guardarlo, copiarlo, escucharlo, exportarlo a PDF o pedirle a la IA que lo amplíe.</w:t>
+      </w:r>
+    </w:p>
+    <w:p>
+      <w:pPr>
+        <w:pStyle w:val="AvisoTitulo"/>
+      </w:pPr>
+      <w:r>
+        <w:t xml:space="preserve">Si no has puesto tus datos</w:t>
+      </w:r>
+    </w:p>
+    <w:p>
+      <w:pPr>
+        <w:pStyle w:val="Aviso"/>
+      </w:pPr>
+      <w:r>
+        <w:t xml:space="preserve">La parte astral y la numerológica necesitan fecha de nacimiento. Sin ella la lectura se hace igual, apoyándose en el resto, pero pierde esas dos voces. Puedes guardarlos una vez en </w:t>
+      </w:r>
+      <w:r>
+        <w:rPr>
+          <w:b/>
+        </w:rPr>
+        <w:t xml:space="preserve">Mi Oráculo</w:t>
+      </w:r>
+      <w:r>
+        <w:t xml:space="preserve"> y ya no volver a escribirlos.</w:t>
+      </w:r>
+    </w:p>
+    <w:p>
+      <w:pPr>
+        <w:pStyle w:val="Antetitulo"/>
+      </w:pPr>
+      <w:r>
+        <w:t xml:space="preserve">SECCIÓN 12</w:t>
+      </w:r>
+    </w:p>
+    <w:p>
+      <w:pPr>
+        <w:pStyle w:val="Titulo1"/>
+      </w:pPr>
+      <w:r>
         <w:t xml:space="preserve">Grabovoi</w:t>
       </w:r>
     </w:p>
@@ -2224,7 +2302,7 @@
         <w:pStyle w:val="Antetitulo"/>
       </w:pPr>
       <w:r>
-        <w:t xml:space="preserve">SECCIÓN 12</w:t>
+        <w:t xml:space="preserve">SECCIÓN 13</w:t>
       </w:r>
     </w:p>
     <w:p>
@@ -2256,7 +2334,7 @@
         <w:pStyle w:val="Antetitulo"/>
       </w:pPr>
       <w:r>
-        <w:t xml:space="preserve">SECCIÓN 13</w:t>
+        <w:t xml:space="preserve">SECCIÓN 14</w:t>
       </w:r>
     </w:p>
     <w:p>
@@ -2288,7 +2366,7 @@
         <w:pStyle w:val="Antetitulo"/>
       </w:pPr>
       <w:r>
-        <w:t xml:space="preserve">SECCIÓN 14</w:t>
+        <w:t xml:space="preserve">SECCIÓN 15</w:t>
       </w:r>
     </w:p>
     <w:p>
@@ -2312,7 +2390,24 @@
         <w:pStyle w:val="Cuerpo"/>
       </w:pPr>
       <w:r>
-        <w:t xml:space="preserve">El archivo de las 78 cartas, con buscador y filtros por palo, por arcanos mayores o por cartas de la corte. Sirve para estudiar el mazo sin necesidad de hacer una tirada.</w:t>
+        <w:t xml:space="preserve">El archivo de todo el saber simbólico de la app: las 78 cartas, las runas, las fases de la luna, los símbolos de los sueños y los códigos. Con buscador y filtros por palo, por arcanos mayores o por cartas de la corte. Sirve para estudiar el mazo sin necesidad de hacer una tirada.</w:t>
+      </w:r>
+    </w:p>
+    <w:p>
+      <w:pPr>
+        <w:pStyle w:val="Cuerpo"/>
+      </w:pPr>
+      <w:r>
+        <w:t xml:space="preserve">Cada ficha se abre a pantalla completa, con la lámina ampliable y un botón de </w:t>
+      </w:r>
+      <w:r>
+        <w:rPr>
+          <w:b/>
+        </w:rPr>
+        <w:t xml:space="preserve">Escuchar</w:t>
+      </w:r>
+      <w:r>
+        <w:t xml:space="preserve"> que lee la carta en voz alta con el avatar, igual que en una lectura.</w:t>
       </w:r>
     </w:p>
     <w:p>
@@ -2333,6 +2428,23 @@
     </w:p>
     <w:p>
       <w:pPr>
+        <w:pStyle w:val="Cuerpo"/>
+      </w:pPr>
+      <w:r>
+        <w:t xml:space="preserve">La tarjeta de cada entrada enseña el principio del texto; el botón de </w:t>
+      </w:r>
+      <w:r>
+        <w:rPr>
+          <w:b/>
+        </w:rPr>
+        <w:t xml:space="preserve">Escuchar</w:t>
+      </w:r>
+      <w:r>
+        <w:t xml:space="preserve"> lee la lectura entera, no ese resumen.</w:t>
+      </w:r>
+    </w:p>
+    <w:p>
+      <w:pPr>
         <w:pStyle w:val="AvisoTitulo"/>
       </w:pPr>
       <w:r>
@@ -2352,7 +2464,7 @@
         <w:pStyle w:val="Antetitulo"/>
       </w:pPr>
       <w:r>
-        <w:t xml:space="preserve">SECCIÓN 15</w:t>
+        <w:t xml:space="preserve">SECCIÓN 16</w:t>
       </w:r>
     </w:p>
     <w:p>
@@ -2400,7 +2512,7 @@
         <w:pStyle w:val="Antetitulo"/>
       </w:pPr>
       <w:r>
-        <w:t xml:space="preserve">SECCIÓN 16</w:t>
+        <w:t xml:space="preserve">SECCIÓN 17</w:t>
       </w:r>
     </w:p>
     <w:p>
@@ -2498,7 +2610,7 @@
         <w:pStyle w:val="Antetitulo"/>
       </w:pPr>
       <w:r>
-        <w:t xml:space="preserve">SECCIÓN 17</w:t>
+        <w:t xml:space="preserve">SECCIÓN 18</w:t>
       </w:r>
     </w:p>
     <w:p>
@@ -2597,7 +2709,7 @@
         <w:pStyle w:val="Antetitulo"/>
       </w:pPr>
       <w:r>
-        <w:t xml:space="preserve">SECCIÓN 18</w:t>
+        <w:t xml:space="preserve">SECCIÓN 19</w:t>
       </w:r>
     </w:p>
     <w:p>
@@ -2670,7 +2782,7 @@
         <w:pStyle w:val="Antetitulo"/>
       </w:pPr>
       <w:r>
-        <w:t xml:space="preserve">SECCIÓN 19</w:t>
+        <w:t xml:space="preserve">SECCIÓN 20</w:t>
       </w:r>
     </w:p>
     <w:p>
@@ -2718,7 +2830,7 @@
         <w:pStyle w:val="Antetitulo"/>
       </w:pPr>
       <w:r>
-        <w:t xml:space="preserve">SECCIÓN 20</w:t>
+        <w:t xml:space="preserve">SECCIÓN 21</w:t>
       </w:r>
     </w:p>
     <w:p>
@@ -2791,7 +2903,7 @@
         <w:pStyle w:val="Antetitulo"/>
       </w:pPr>
       <w:r>
-        <w:t xml:space="preserve">SECCIÓN 21</w:t>
+        <w:t xml:space="preserve">SECCIÓN 22</w:t>
       </w:r>
     </w:p>
     <w:p>
@@ -2946,7 +3058,7 @@
         <w:pStyle w:val="Antetitulo"/>
       </w:pPr>
       <w:r>
-        <w:t xml:space="preserve">SECCIÓN 22</w:t>
+        <w:t xml:space="preserve">SECCIÓN 23</w:t>
       </w:r>
     </w:p>
     <w:p>
@@ -3253,7 +3365,7 @@
         <w:pStyle w:val="Antetitulo"/>
       </w:pPr>
       <w:r>
-        <w:t xml:space="preserve">SECCIÓN 23</w:t>
+        <w:t xml:space="preserve">SECCIÓN 24</w:t>
       </w:r>
     </w:p>
     <w:p>

--- a/docs/manual_usuario_oraculo_mistico_v1_0.docx
+++ b/docs/manual_usuario_oraculo_mistico_v1_0.docx
@@ -2489,6 +2489,22 @@
       </w:pPr>
       <w:r>
         <w:t xml:space="preserve">Si tu dispositivo tiene pocas voces instaladas, la app incluye una guía para añadir más en iPhone y en Android.</w:t>
+      </w:r>
+    </w:p>
+    <w:p>
+      <w:pPr>
+        <w:pStyle w:val="Titulo2"/>
+      </w:pPr>
+      <w:r>
+        <w:t xml:space="preserve">Lectura sola</w:t>
+      </w:r>
+    </w:p>
+    <w:p>
+      <w:pPr>
+        <w:pStyle w:val="Cuerpo"/>
+      </w:pPr>
+      <w:r>
+        <w:t xml:space="preserve">Debajo de cada lectura hay un interruptor, Lectura sola, que dice si está en sí o en no. Encendido, cuando termina una tirada la app la lee en voz alta ella sola, con el avatar, sin que tengas que pulsar Escuchar; y si después pides Profundizar con IA, lee también esa parte cuando llega. Viene apagado: así nadie se encuentra el teléfono hablando sin haberlo pedido. Se recuerda entre sesiones, y para callarlo a media lectura está el botón Parar voz, que aparece arriba mientras habla; apagar el interruptor también la detiene.</w:t>
       </w:r>
     </w:p>
     <w:p>
